--- a/export/docx/docs/11_08_测试与质量保证.docx
+++ b/export/docx/docs/11_08_测试与质量保证.docx
@@ -107,7 +107,7 @@
               <w:rPr>
                 <w:sz w:val="18"/>
               </w:rPr>
-              <w:t>v1.0</w:t>
+              <w:t>v1.1（重构后：96 项 / 93% 覆盖）</w:t>
             </w:r>
           </w:p>
         </w:tc>
@@ -137,7 +137,7 @@
               <w:rPr>
                 <w:sz w:val="18"/>
               </w:rPr>
-              <w:t>2026-10-25</w:t>
+              <w:t>2026-10-26（首版 2026-10-25）</w:t>
             </w:r>
           </w:p>
         </w:tc>
@@ -197,7 +197,7 @@
               <w:rPr>
                 <w:sz w:val="18"/>
               </w:rPr>
-              <w:t>待评审</w:t>
+              <w:t>已评审，CI 全绿</w:t>
             </w:r>
           </w:p>
         </w:tc>
@@ -234,7 +234,7 @@
         </w:rPr>
         <w:t xml:space="preserve">        ┌──────────────┐</w:t>
         <w:br/>
-        <w:t xml:space="preserve">        │  E2E/API 测试 │  12 项（REST 全链路 + MCP 全链路）</w:t>
+        <w:t xml:space="preserve">        │  E2E/API 测试 │  14 项（REST 全链路 + MCP 全链路）</w:t>
         <w:br/>
         <w:t xml:space="preserve">        ├──────────────┤</w:t>
         <w:br/>
@@ -242,7 +242,11 @@
         <w:br/>
         <w:t xml:space="preserve">        ├──────────────┤</w:t>
         <w:br/>
-        <w:t xml:space="preserve">        │  单元测试     │  46 项（核心包逐模块）</w:t>
+        <w:t xml:space="preserve">        │  单元测试     │  44 项（核心包逐模块）</w:t>
+        <w:br/>
+        <w:t xml:space="preserve">        ├──────────────┤</w:t>
+        <w:br/>
+        <w:t xml:space="preserve">        │  重构专项     │  38 项（缓存/事件/追踪/仓储/适配器/记忆/A2A/新端点）</w:t>
         <w:br/>
         <w:t xml:space="preserve">        └──────────────┘</w:t>
       </w:r>
@@ -258,15 +262,221 @@
         <w:rPr>
           <w:b/>
         </w:rPr>
-        <w:t>58 项测试全绿，核心包 + 服务覆盖率 92%</w:t>
+        <w:t>96 项测试全绿，覆盖率 93%</w:t>
       </w:r>
       <w:r>
         <w:rPr>
           <w:b w:val="0"/>
         </w:rPr>
-        <w:t>（门禁 80%，核心目标 90%）。</w:t>
+        <w:t xml:space="preserve">（门禁 80%，核心目标 90%）， </w:t>
+      </w:r>
+      <w:r>
+        <w:rPr>
+          <w:rFonts w:ascii="Consolas" w:hAnsi="Consolas"/>
+          <w:b w:val="0"/>
+          <w:color w:val="0B4F75"/>
+          <w:sz w:val="19"/>
+        </w:rPr>
+        <w:t>ruff check</w:t>
+      </w:r>
+      <w:r>
+        <w:rPr>
+          <w:b w:val="0"/>
+        </w:rPr>
+        <w:t xml:space="preserve"> 零告警，Litestar 弃用告警清零。</w:t>
       </w:r>
     </w:p>
+    <w:tbl>
+      <w:tblPr>
+        <w:tblStyle w:val="TableGrid"/>
+        <w:tblW w:type="auto" w:w="0"/>
+        <w:tblLook w:firstColumn="1" w:firstRow="1" w:lastColumn="0" w:lastRow="0" w:noHBand="0" w:noVBand="1" w:val="04A0"/>
+      </w:tblPr>
+      <w:tblGrid>
+        <w:gridCol w:w="2880"/>
+        <w:gridCol w:w="2880"/>
+        <w:gridCol w:w="2880"/>
+      </w:tblGrid>
+      <w:tr>
+        <w:tc>
+          <w:tcPr>
+            <w:tcW w:type="dxa" w:w="2880"/>
+          </w:tcPr>
+          <w:p>
+            <w:r/>
+            <w:r>
+              <w:rPr>
+                <w:b/>
+                <w:sz w:val="18"/>
+              </w:rPr>
+              <w:t>测试文件</w:t>
+            </w:r>
+          </w:p>
+        </w:tc>
+        <w:tc>
+          <w:tcPr>
+            <w:tcW w:type="dxa" w:w="2880"/>
+          </w:tcPr>
+          <w:p>
+            <w:r/>
+            <w:r>
+              <w:rPr>
+                <w:b/>
+                <w:sz w:val="18"/>
+              </w:rPr>
+              <w:t>项数</w:t>
+            </w:r>
+          </w:p>
+        </w:tc>
+        <w:tc>
+          <w:tcPr>
+            <w:tcW w:type="dxa" w:w="2880"/>
+          </w:tcPr>
+          <w:p>
+            <w:r/>
+            <w:r>
+              <w:rPr>
+                <w:b/>
+                <w:sz w:val="18"/>
+              </w:rPr>
+              <w:t>职责</w:t>
+            </w:r>
+          </w:p>
+        </w:tc>
+      </w:tr>
+      <w:tr>
+        <w:tc>
+          <w:tcPr>
+            <w:tcW w:type="dxa" w:w="2880"/>
+          </w:tcPr>
+          <w:p>
+            <w:r/>
+            <w:r>
+              <w:rPr>
+                <w:sz w:val="18"/>
+              </w:rPr>
+              <w:t>test_tiangong_core.py</w:t>
+            </w:r>
+          </w:p>
+        </w:tc>
+        <w:tc>
+          <w:tcPr>
+            <w:tcW w:type="dxa" w:w="2880"/>
+          </w:tcPr>
+          <w:p>
+            <w:r/>
+            <w:r>
+              <w:rPr>
+                <w:sz w:val="18"/>
+              </w:rPr>
+              <w:t>44</w:t>
+            </w:r>
+          </w:p>
+        </w:tc>
+        <w:tc>
+          <w:tcPr>
+            <w:tcW w:type="dxa" w:w="2880"/>
+          </w:tcPr>
+          <w:p>
+            <w:r/>
+            <w:r>
+              <w:rPr>
+                <w:sz w:val="18"/>
+              </w:rPr>
+              <w:t>领域核（纯函数，无 IO）</w:t>
+            </w:r>
+          </w:p>
+        </w:tc>
+      </w:tr>
+      <w:tr>
+        <w:tc>
+          <w:tcPr>
+            <w:tcW w:type="dxa" w:w="2880"/>
+          </w:tcPr>
+          <w:p>
+            <w:r/>
+            <w:r>
+              <w:rPr>
+                <w:sz w:val="18"/>
+              </w:rPr>
+              <w:t>test_agent_runtime.py</w:t>
+            </w:r>
+          </w:p>
+        </w:tc>
+        <w:tc>
+          <w:tcPr>
+            <w:tcW w:type="dxa" w:w="2880"/>
+          </w:tcPr>
+          <w:p>
+            <w:r/>
+            <w:r>
+              <w:rPr>
+                <w:sz w:val="18"/>
+              </w:rPr>
+              <w:t>14</w:t>
+            </w:r>
+          </w:p>
+        </w:tc>
+        <w:tc>
+          <w:tcPr>
+            <w:tcW w:type="dxa" w:w="2880"/>
+          </w:tcPr>
+          <w:p>
+            <w:r/>
+            <w:r>
+              <w:rPr>
+                <w:sz w:val="18"/>
+              </w:rPr>
+              <w:t>编排闭环 + REST + MCP（ATDD）</w:t>
+            </w:r>
+          </w:p>
+        </w:tc>
+      </w:tr>
+      <w:tr>
+        <w:tc>
+          <w:tcPr>
+            <w:tcW w:type="dxa" w:w="2880"/>
+          </w:tcPr>
+          <w:p>
+            <w:r/>
+            <w:r>
+              <w:rPr>
+                <w:sz w:val="18"/>
+              </w:rPr>
+              <w:t>test_refactor_v11.py</w:t>
+            </w:r>
+          </w:p>
+        </w:tc>
+        <w:tc>
+          <w:tcPr>
+            <w:tcW w:type="dxa" w:w="2880"/>
+          </w:tcPr>
+          <w:p>
+            <w:r/>
+            <w:r>
+              <w:rPr>
+                <w:sz w:val="18"/>
+              </w:rPr>
+              <w:t>38</w:t>
+            </w:r>
+          </w:p>
+        </w:tc>
+        <w:tc>
+          <w:tcPr>
+            <w:tcW w:type="dxa" w:w="2880"/>
+          </w:tcPr>
+          <w:p>
+            <w:r/>
+            <w:r>
+              <w:rPr>
+                <w:sz w:val="18"/>
+              </w:rPr>
+              <w:t>v1.1 五项基础设施 + 新端点</w:t>
+            </w:r>
+          </w:p>
+        </w:tc>
+      </w:tr>
+    </w:tbl>
     <w:p>
       <w:pPr>
         <w:jc w:val="center"/>
@@ -1072,6 +1282,437 @@
     </w:p>
     <w:p>
       <w:pPr>
+        <w:pStyle w:val="Heading3"/>
+      </w:pPr>
+      <w:r>
+        <w:t>2.4 重构专项测试（v1.1）</w:t>
+      </w:r>
+    </w:p>
+    <w:tbl>
+      <w:tblPr>
+        <w:tblStyle w:val="TableGrid"/>
+        <w:tblW w:type="auto" w:w="0"/>
+        <w:tblLook w:firstColumn="1" w:firstRow="1" w:lastColumn="0" w:lastRow="0" w:noHBand="0" w:noVBand="1" w:val="04A0"/>
+      </w:tblPr>
+      <w:tblGrid>
+        <w:gridCol w:w="2880"/>
+        <w:gridCol w:w="2880"/>
+        <w:gridCol w:w="2880"/>
+      </w:tblGrid>
+      <w:tr>
+        <w:tc>
+          <w:tcPr>
+            <w:tcW w:type="dxa" w:w="2880"/>
+          </w:tcPr>
+          <w:p>
+            <w:r/>
+            <w:r>
+              <w:rPr>
+                <w:b/>
+                <w:sz w:val="18"/>
+              </w:rPr>
+              <w:t>组</w:t>
+            </w:r>
+          </w:p>
+        </w:tc>
+        <w:tc>
+          <w:tcPr>
+            <w:tcW w:type="dxa" w:w="2880"/>
+          </w:tcPr>
+          <w:p>
+            <w:r/>
+            <w:r>
+              <w:rPr>
+                <w:b/>
+                <w:sz w:val="18"/>
+              </w:rPr>
+              <w:t>覆盖要点</w:t>
+            </w:r>
+          </w:p>
+        </w:tc>
+        <w:tc>
+          <w:tcPr>
+            <w:tcW w:type="dxa" w:w="2880"/>
+          </w:tcPr>
+          <w:p>
+            <w:r/>
+            <w:r>
+              <w:rPr>
+                <w:b/>
+                <w:sz w:val="18"/>
+              </w:rPr>
+              <w:t>关键断言</w:t>
+            </w:r>
+          </w:p>
+        </w:tc>
+      </w:tr>
+      <w:tr>
+        <w:tc>
+          <w:tcPr>
+            <w:tcW w:type="dxa" w:w="2880"/>
+          </w:tcPr>
+          <w:p>
+            <w:r/>
+            <w:r>
+              <w:rPr>
+                <w:sz w:val="18"/>
+              </w:rPr>
+              <w:t>TestCache</w:t>
+            </w:r>
+          </w:p>
+        </w:tc>
+        <w:tc>
+          <w:tcPr>
+            <w:tcW w:type="dxa" w:w="2880"/>
+          </w:tcPr>
+          <w:p>
+            <w:r/>
+            <w:r>
+              <w:rPr>
+                <w:sz w:val="18"/>
+              </w:rPr>
+              <w:t>TTL 过期 / 前缀失效 / 命中率 / L2 故障降级</w:t>
+            </w:r>
+          </w:p>
+        </w:tc>
+        <w:tc>
+          <w:tcPr>
+            <w:tcW w:type="dxa" w:w="2880"/>
+          </w:tcPr>
+          <w:p>
+            <w:r/>
+            <w:r>
+              <w:rPr>
+                <w:sz w:val="18"/>
+              </w:rPr>
+              <w:t>L2 挂掉后功能仍可用，仅命中率下降</w:t>
+            </w:r>
+          </w:p>
+        </w:tc>
+      </w:tr>
+      <w:tr>
+        <w:tc>
+          <w:tcPr>
+            <w:tcW w:type="dxa" w:w="2880"/>
+          </w:tcPr>
+          <w:p>
+            <w:r/>
+            <w:r>
+              <w:rPr>
+                <w:sz w:val="18"/>
+              </w:rPr>
+              <w:t>TestEvents</w:t>
+            </w:r>
+          </w:p>
+        </w:tc>
+        <w:tc>
+          <w:tcPr>
+            <w:tcW w:type="dxa" w:w="2880"/>
+          </w:tcPr>
+          <w:p>
+            <w:r/>
+            <w:r>
+              <w:rPr>
+                <w:sz w:val="18"/>
+              </w:rPr>
+              <w:t>发布订阅 / 历史重放 / 失败不阻塞主链路</w:t>
+            </w:r>
+          </w:p>
+        </w:tc>
+        <w:tc>
+          <w:tcPr>
+            <w:tcW w:type="dxa" w:w="2880"/>
+          </w:tcPr>
+          <w:p>
+            <w:r/>
+            <w:r>
+              <w:rPr>
+                <w:sz w:val="18"/>
+              </w:rPr>
+              <w:t>failed 计数可观测，业务不中断</w:t>
+            </w:r>
+          </w:p>
+        </w:tc>
+      </w:tr>
+      <w:tr>
+        <w:tc>
+          <w:tcPr>
+            <w:tcW w:type="dxa" w:w="2880"/>
+          </w:tcPr>
+          <w:p>
+            <w:r/>
+            <w:r>
+              <w:rPr>
+                <w:sz w:val="18"/>
+              </w:rPr>
+              <w:t>TestOtel</w:t>
+            </w:r>
+          </w:p>
+        </w:tc>
+        <w:tc>
+          <w:tcPr>
+            <w:tcW w:type="dxa" w:w="2880"/>
+          </w:tcPr>
+          <w:p>
+            <w:r/>
+            <w:r>
+              <w:rPr>
+                <w:sz w:val="18"/>
+              </w:rPr>
+              <w:t>Session&gt;Trace&gt;Span 层级 / GenAI 属性 / P95 指标</w:t>
+            </w:r>
+          </w:p>
+        </w:tc>
+        <w:tc>
+          <w:tcPr>
+            <w:tcW w:type="dxa" w:w="2880"/>
+          </w:tcPr>
+          <w:p>
+            <w:r/>
+            <w:r>
+              <w:rPr>
+                <w:sz w:val="18"/>
+              </w:rPr>
+              <w:t>span 父子关系正确，gen_ai.system 齐全</w:t>
+            </w:r>
+          </w:p>
+        </w:tc>
+      </w:tr>
+      <w:tr>
+        <w:tc>
+          <w:tcPr>
+            <w:tcW w:type="dxa" w:w="2880"/>
+          </w:tcPr>
+          <w:p>
+            <w:r/>
+            <w:r>
+              <w:rPr>
+                <w:sz w:val="18"/>
+              </w:rPr>
+              <w:t>TestRepository</w:t>
+            </w:r>
+          </w:p>
+        </w:tc>
+        <w:tc>
+          <w:tcPr>
+            <w:tcW w:type="dxa" w:w="2880"/>
+          </w:tcPr>
+          <w:p>
+            <w:r/>
+            <w:r>
+              <w:rPr>
+                <w:sz w:val="18"/>
+              </w:rPr>
+              <w:t>写主读从 / 六表落库 / 审计只追加 / 隔离</w:t>
+            </w:r>
+          </w:p>
+        </w:tc>
+        <w:tc>
+          <w:tcPr>
+            <w:tcW w:type="dxa" w:w="2880"/>
+          </w:tcPr>
+          <w:p>
+            <w:r/>
+            <w:r>
+              <w:rPr>
+                <w:sz w:val="18"/>
+              </w:rPr>
+              <w:t>跨实例不串数据（uuid 库名）</w:t>
+            </w:r>
+          </w:p>
+        </w:tc>
+      </w:tr>
+      <w:tr>
+        <w:tc>
+          <w:tcPr>
+            <w:tcW w:type="dxa" w:w="2880"/>
+          </w:tcPr>
+          <w:p>
+            <w:r/>
+            <w:r>
+              <w:rPr>
+                <w:sz w:val="18"/>
+              </w:rPr>
+              <w:t>TestAdapters</w:t>
+            </w:r>
+          </w:p>
+        </w:tc>
+        <w:tc>
+          <w:tcPr>
+            <w:tcW w:type="dxa" w:w="2880"/>
+          </w:tcPr>
+          <w:p>
+            <w:r/>
+            <w:r>
+              <w:rPr>
+                <w:sz w:val="18"/>
+              </w:rPr>
+              <w:t>VDA 5050 主题与报文 / 注册表 / 健康探测</w:t>
+            </w:r>
+          </w:p>
+        </w:tc>
+        <w:tc>
+          <w:tcPr>
+            <w:tcW w:type="dxa" w:w="2880"/>
+          </w:tcPr>
+          <w:p>
+            <w:r/>
+            <w:r>
+              <w:rPr>
+                <w:sz w:val="18"/>
+              </w:rPr>
+              <w:t>报文符合规范，健康状态可查</w:t>
+            </w:r>
+          </w:p>
+        </w:tc>
+      </w:tr>
+      <w:tr>
+        <w:tc>
+          <w:tcPr>
+            <w:tcW w:type="dxa" w:w="2880"/>
+          </w:tcPr>
+          <w:p>
+            <w:r/>
+            <w:r>
+              <w:rPr>
+                <w:sz w:val="18"/>
+              </w:rPr>
+              <w:t>TestMemory</w:t>
+            </w:r>
+          </w:p>
+        </w:tc>
+        <w:tc>
+          <w:tcPr>
+            <w:tcW w:type="dxa" w:w="2880"/>
+          </w:tcPr>
+          <w:p>
+            <w:r/>
+            <w:r>
+              <w:rPr>
+                <w:sz w:val="18"/>
+              </w:rPr>
+              <w:t>工作/情景/技能三层记忆</w:t>
+            </w:r>
+          </w:p>
+        </w:tc>
+        <w:tc>
+          <w:tcPr>
+            <w:tcW w:type="dxa" w:w="2880"/>
+          </w:tcPr>
+          <w:p>
+            <w:r/>
+            <w:r>
+              <w:rPr>
+                <w:sz w:val="18"/>
+              </w:rPr>
+              <w:t>情景索引按技能聚合，缺失不抛异常</w:t>
+            </w:r>
+          </w:p>
+        </w:tc>
+      </w:tr>
+      <w:tr>
+        <w:tc>
+          <w:tcPr>
+            <w:tcW w:type="dxa" w:w="2880"/>
+          </w:tcPr>
+          <w:p>
+            <w:r/>
+            <w:r>
+              <w:rPr>
+                <w:sz w:val="18"/>
+              </w:rPr>
+              <w:t>TestA2A</w:t>
+            </w:r>
+          </w:p>
+        </w:tc>
+        <w:tc>
+          <w:tcPr>
+            <w:tcW w:type="dxa" w:w="2880"/>
+          </w:tcPr>
+          <w:p>
+            <w:r/>
+            <w:r>
+              <w:rPr>
+                <w:sz w:val="18"/>
+              </w:rPr>
+              <w:t>Agent Card / 意图委派 / 未知意图</w:t>
+            </w:r>
+          </w:p>
+        </w:tc>
+        <w:tc>
+          <w:tcPr>
+            <w:tcW w:type="dxa" w:w="2880"/>
+          </w:tcPr>
+          <w:p>
+            <w:r/>
+            <w:r>
+              <w:rPr>
+                <w:sz w:val="18"/>
+              </w:rPr>
+              <w:t>未注册意图返回 404，不静默成功</w:t>
+            </w:r>
+          </w:p>
+        </w:tc>
+      </w:tr>
+      <w:tr>
+        <w:tc>
+          <w:tcPr>
+            <w:tcW w:type="dxa" w:w="2880"/>
+          </w:tcPr>
+          <w:p>
+            <w:r/>
+            <w:r>
+              <w:rPr>
+                <w:sz w:val="18"/>
+              </w:rPr>
+              <w:t>TestNewEndpoints</w:t>
+            </w:r>
+          </w:p>
+        </w:tc>
+        <w:tc>
+          <w:tcPr>
+            <w:tcW w:type="dxa" w:w="2880"/>
+          </w:tcPr>
+          <w:p>
+            <w:r/>
+            <w:r>
+              <w:rPr>
+                <w:sz w:val="18"/>
+              </w:rPr>
+              <w:t>指标/事件/适配器/审计/A2A 端点</w:t>
+            </w:r>
+          </w:p>
+        </w:tc>
+        <w:tc>
+          <w:tcPr>
+            <w:tcW w:type="dxa" w:w="2880"/>
+          </w:tcPr>
+          <w:p>
+            <w:r/>
+            <w:r>
+              <w:rPr>
+                <w:sz w:val="18"/>
+              </w:rPr>
+              <w:t>状态码 200，字段契约稳定</w:t>
+            </w:r>
+          </w:p>
+        </w:tc>
+      </w:tr>
+    </w:tbl>
+    <w:p>
+      <w:pPr>
+        <w:ind w:left="360"/>
+      </w:pPr>
+      <w:r>
+        <w:rPr>
+          <w:i/>
+          <w:color w:val="4A5158"/>
+        </w:rPr>
+        <w:t>重构遵守"先写测试再改实现"：上述 38 项在对应模块落地前先红后绿。</w:t>
+      </w:r>
+    </w:p>
+    <w:p>
+      <w:pPr>
         <w:jc w:val="center"/>
       </w:pPr>
       <w:r>
@@ -1141,15 +1782,110 @@
           <w:color w:val="24292F"/>
           <w:sz w:val="17"/>
         </w:rPr>
-        <w:t>ruff check packages services        # 静态检查</w:t>
+        <w:t>ruff check packages services        # 静态检查（规则集见 impl/pyproject.toml）</w:t>
         <w:br/>
-        <w:t>pytest -q --maxfail=1               # 全量测试</w:t>
+        <w:t>pytest -q --maxfail=1               # 96 项全量测试</w:t>
         <w:br/>
-        <w:t>coverage report --fail-under=80     # 覆盖率门禁</w:t>
+        <w:t>coverage report --fail-under=80     # 覆盖率门禁（当前 93%）</w:t>
         <w:br/>
         <w:t>python tools/demo_run.py            # 演示冒烟（无硬件）</w:t>
         <w:br/>
         <w:t>buf lint contracts/proto            # 契约 lint</w:t>
+      </w:r>
+    </w:p>
+    <w:p>
+      <w:r>
+        <w:rPr>
+          <w:b w:val="0"/>
+        </w:rPr>
+        <w:t>lint 规则说明：</w:t>
+      </w:r>
+      <w:r>
+        <w:rPr>
+          <w:rFonts w:ascii="Consolas" w:hAnsi="Consolas"/>
+          <w:b w:val="0"/>
+          <w:color w:val="0B4F75"/>
+          <w:sz w:val="19"/>
+        </w:rPr>
+        <w:t>per-file-ignores</w:t>
+      </w:r>
+      <w:r>
+        <w:rPr>
+          <w:b w:val="0"/>
+        </w:rPr>
+        <w:t xml:space="preserve"> 对 </w:t>
+      </w:r>
+      <w:r>
+        <w:rPr>
+          <w:rFonts w:ascii="Consolas" w:hAnsi="Consolas"/>
+          <w:b w:val="0"/>
+          <w:color w:val="0B4F75"/>
+          <w:sz w:val="19"/>
+        </w:rPr>
+        <w:t>app/</w:t>
+      </w:r>
+      <w:r>
+        <w:rPr>
+          <w:b w:val="0"/>
+        </w:rPr>
+        <w:t xml:space="preserve"> 层放行 </w:t>
+      </w:r>
+      <w:r>
+        <w:rPr>
+          <w:rFonts w:ascii="Consolas" w:hAnsi="Consolas"/>
+          <w:b w:val="0"/>
+          <w:color w:val="0B4F75"/>
+          <w:sz w:val="19"/>
+        </w:rPr>
+        <w:t>BLE001/S110/S112</w:t>
+      </w:r>
+      <w:r>
+        <w:rPr>
+          <w:b w:val="0"/>
+        </w:rPr>
+        <w:t>（宽泛捕获与静默忽略）， 理由是</w:t>
+      </w:r>
+      <w:r>
+        <w:rPr>
+          <w:b/>
+        </w:rPr>
+        <w:t>降级纪律要求</w:t>
+      </w:r>
+      <w:r>
+        <w:rPr>
+          <w:b w:val="0"/>
+        </w:rPr>
+        <w:t xml:space="preserve">——基础设施（缓存/事件/追踪）故障必须被吞掉并降级，不得中断主链路； 该放行仅限 </w:t>
+      </w:r>
+      <w:r>
+        <w:rPr>
+          <w:rFonts w:ascii="Consolas" w:hAnsi="Consolas"/>
+          <w:b w:val="0"/>
+          <w:color w:val="0B4F75"/>
+          <w:sz w:val="19"/>
+        </w:rPr>
+        <w:t>app/</w:t>
+      </w:r>
+      <w:r>
+        <w:rPr>
+          <w:b w:val="0"/>
+        </w:rPr>
+        <w:t xml:space="preserve"> 层，</w:t>
+      </w:r>
+      <w:r>
+        <w:rPr>
+          <w:rFonts w:ascii="Consolas" w:hAnsi="Consolas"/>
+          <w:b w:val="0"/>
+          <w:color w:val="0B4F75"/>
+          <w:sz w:val="19"/>
+        </w:rPr>
+        <w:t>tiangong_core</w:t>
+      </w:r>
+      <w:r>
+        <w:rPr>
+          <w:b w:val="0"/>
+        </w:rPr>
+        <w:t xml:space="preserve"> 保持严格（异常必须显式）。</w:t>
       </w:r>
     </w:p>
     <w:p>

--- a/export/docx/docs/11_08_测试与质量保证.docx
+++ b/export/docx/docs/11_08_测试与质量保证.docx
@@ -107,7 +107,7 @@
               <w:rPr>
                 <w:sz w:val="18"/>
               </w:rPr>
-              <w:t>v1.1（重构后：96 项 / 93% 覆盖）</w:t>
+              <w:t>v1.2（新增浏览器 E2E 与 k6/Locust 性能测试层）</w:t>
             </w:r>
           </w:p>
         </w:tc>
@@ -167,7 +167,7 @@
               <w:rPr>
                 <w:sz w:val="18"/>
               </w:rPr>
-              <w:t>TDD / BDD / ATDD</w:t>
+              <w:t>TDD / BDD / ATDD / GB/T 25000.51</w:t>
             </w:r>
           </w:p>
         </w:tc>
@@ -232,23 +232,35 @@
           <w:color w:val="24292F"/>
           <w:sz w:val="17"/>
         </w:rPr>
-        <w:t xml:space="preserve">        ┌──────────────┐</w:t>
+        <w:t xml:space="preserve">        ┌──────────────────┐</w:t>
         <w:br/>
-        <w:t xml:space="preserve">        │  E2E/API 测试 │  14 项（REST 全链路 + MCP 全链路）</w:t>
+        <w:t xml:space="preserve">        │  性能测试         │  k6（16,823 请求）+ Locust（7,757 请求）</w:t>
         <w:br/>
-        <w:t xml:space="preserve">        ├──────────────┤</w:t>
+        <w:t xml:space="preserve">        ├──────────────────┤</w:t>
         <w:br/>
-        <w:t xml:space="preserve">        │  集成测试     │  编排闭环（含混沌/停机/红线场景）</w:t>
+        <w:t xml:space="preserve">        │  浏览器 E2E       │  13 项（Playwright + 真实服务进程）</w:t>
         <w:br/>
-        <w:t xml:space="preserve">        ├──────────────┤</w:t>
+        <w:t xml:space="preserve">        ├──────────────────┤</w:t>
         <w:br/>
-        <w:t xml:space="preserve">        │  单元测试     │  44 项（核心包逐模块）</w:t>
+        <w:t xml:space="preserve">        │  E2E/API 测试     │  14 项（REST 全链路 + MCP 全链路）</w:t>
         <w:br/>
-        <w:t xml:space="preserve">        ├──────────────┤</w:t>
+        <w:t xml:space="preserve">        ├──────────────────┤</w:t>
         <w:br/>
-        <w:t xml:space="preserve">        │  重构专项     │  38 项（缓存/事件/追踪/仓储/适配器/记忆/A2A/新端点）</w:t>
+        <w:t xml:space="preserve">        │  集成测试         │  编排闭环（含混沌/停机/红线场景）</w:t>
         <w:br/>
-        <w:t xml:space="preserve">        └──────────────┘</w:t>
+        <w:t xml:space="preserve">        ├──────────────────┤</w:t>
+        <w:br/>
+        <w:t xml:space="preserve">        │  单元测试         │  44 项（核心包逐模块）</w:t>
+        <w:br/>
+        <w:t xml:space="preserve">        ├──────────────────┤</w:t>
+        <w:br/>
+        <w:t xml:space="preserve">        │  重构专项         │  38 项（缓存/事件/追踪/仓储/适配器/记忆/A2A/新端点）</w:t>
+        <w:br/>
+        <w:t xml:space="preserve">        ├──────────────────┤</w:t>
+        <w:br/>
+        <w:t xml:space="preserve">        │  分析库与缓存专项  │  20 项（rollup 口径 + Redis L2 + 预热）</w:t>
+        <w:br/>
+        <w:t xml:space="preserve">        └──────────────────┘</w:t>
       </w:r>
     </w:p>
     <w:p>
@@ -262,28 +274,37 @@
         <w:rPr>
           <w:b/>
         </w:rPr>
-        <w:t>96 项测试全绿，覆盖率 93%</w:t>
+        <w:t>单元+接口 120 项全绿，覆盖率 93%</w:t>
       </w:r>
       <w:r>
         <w:rPr>
           <w:b w:val="0"/>
         </w:rPr>
-        <w:t xml:space="preserve">（门禁 80%，核心目标 90%）， </w:t>
+        <w:t>；</w:t>
       </w:r>
       <w:r>
         <w:rPr>
-          <w:rFonts w:ascii="Consolas" w:hAnsi="Consolas"/>
-          <w:b w:val="0"/>
-          <w:color w:val="0B4F75"/>
-          <w:sz w:val="19"/>
+          <w:b/>
         </w:rPr>
-        <w:t>ruff check</w:t>
+        <w:t>浏览器 E2E 13 项全绿</w:t>
       </w:r>
       <w:r>
         <w:rPr>
           <w:b w:val="0"/>
         </w:rPr>
-        <w:t xml:space="preserve"> 零告警，Litestar 弃用告警清零。</w:t>
+        <w:t xml:space="preserve">； </w:t>
+      </w:r>
+      <w:r>
+        <w:rPr>
+          <w:b/>
+        </w:rPr>
+        <w:t>k6/Locust 压测 0 失败、P95 ≤ 4 ms</w:t>
+      </w:r>
+      <w:r>
+        <w:rPr>
+          <w:b w:val="0"/>
+        </w:rPr>
+        <w:t>（详见 docs/44）。门禁 80%，核心目标 90%。</w:t>
       </w:r>
     </w:p>
     <w:tbl>
@@ -472,6 +493,138 @@
                 <w:sz w:val="18"/>
               </w:rPr>
               <w:t>v1.1 五项基础设施 + 新端点</w:t>
+            </w:r>
+          </w:p>
+        </w:tc>
+      </w:tr>
+      <w:tr>
+        <w:tc>
+          <w:tcPr>
+            <w:tcW w:type="dxa" w:w="2880"/>
+          </w:tcPr>
+          <w:p>
+            <w:r/>
+            <w:r>
+              <w:rPr>
+                <w:sz w:val="18"/>
+              </w:rPr>
+              <w:t>test_analytics_cache.py</w:t>
+            </w:r>
+          </w:p>
+        </w:tc>
+        <w:tc>
+          <w:tcPr>
+            <w:tcW w:type="dxa" w:w="2880"/>
+          </w:tcPr>
+          <w:p>
+            <w:r/>
+            <w:r>
+              <w:rPr>
+                <w:sz w:val="18"/>
+              </w:rPr>
+              <w:t>24</w:t>
+            </w:r>
+          </w:p>
+        </w:tc>
+        <w:tc>
+          <w:tcPr>
+            <w:tcW w:type="dxa" w:w="2880"/>
+          </w:tcPr>
+          <w:p>
+            <w:r/>
+            <w:r>
+              <w:rPr>
+                <w:sz w:val="18"/>
+              </w:rPr>
+              <w:t>分析库（rollup/回退）+ Redis L2 + 预热 TTL</w:t>
+            </w:r>
+          </w:p>
+        </w:tc>
+      </w:tr>
+      <w:tr>
+        <w:tc>
+          <w:tcPr>
+            <w:tcW w:type="dxa" w:w="2880"/>
+          </w:tcPr>
+          <w:p>
+            <w:r/>
+            <w:r>
+              <w:rPr>
+                <w:sz w:val="18"/>
+              </w:rPr>
+              <w:t>tests/e2e/</w:t>
+            </w:r>
+          </w:p>
+        </w:tc>
+        <w:tc>
+          <w:tcPr>
+            <w:tcW w:type="dxa" w:w="2880"/>
+          </w:tcPr>
+          <w:p>
+            <w:r/>
+            <w:r>
+              <w:rPr>
+                <w:sz w:val="18"/>
+              </w:rPr>
+              <w:t>13</w:t>
+            </w:r>
+          </w:p>
+        </w:tc>
+        <w:tc>
+          <w:tcPr>
+            <w:tcW w:type="dxa" w:w="2880"/>
+          </w:tcPr>
+          <w:p>
+            <w:r/>
+            <w:r>
+              <w:rPr>
+                <w:sz w:val="18"/>
+              </w:rPr>
+              <w:t>浏览器全链路（默认跳过，make e2e 执行）</w:t>
+            </w:r>
+          </w:p>
+        </w:tc>
+      </w:tr>
+      <w:tr>
+        <w:tc>
+          <w:tcPr>
+            <w:tcW w:type="dxa" w:w="2880"/>
+          </w:tcPr>
+          <w:p>
+            <w:r/>
+            <w:r>
+              <w:rPr>
+                <w:sz w:val="18"/>
+              </w:rPr>
+              <w:t>tests/perf/</w:t>
+            </w:r>
+          </w:p>
+        </w:tc>
+        <w:tc>
+          <w:tcPr>
+            <w:tcW w:type="dxa" w:w="2880"/>
+          </w:tcPr>
+          <w:p>
+            <w:r/>
+            <w:r>
+              <w:rPr>
+                <w:sz w:val="18"/>
+              </w:rPr>
+              <w:t>—</w:t>
+            </w:r>
+          </w:p>
+        </w:tc>
+        <w:tc>
+          <w:tcPr>
+            <w:tcW w:type="dxa" w:w="2880"/>
+          </w:tcPr>
+          <w:p>
+            <w:r/>
+            <w:r>
+              <w:rPr>
+                <w:sz w:val="18"/>
+              </w:rPr>
+              <w:t>k6 脚本 + Locust 场景</w:t>
             </w:r>
           </w:p>
         </w:tc>
@@ -1713,6 +1866,484 @@
     </w:p>
     <w:p>
       <w:pPr>
+        <w:pStyle w:val="Heading3"/>
+      </w:pPr>
+      <w:r>
+        <w:t>2.5 分析库与缓存专项（v1.2）</w:t>
+      </w:r>
+    </w:p>
+    <w:tbl>
+      <w:tblPr>
+        <w:tblStyle w:val="TableGrid"/>
+        <w:tblW w:type="auto" w:w="0"/>
+        <w:tblLook w:firstColumn="1" w:firstRow="1" w:lastColumn="0" w:lastRow="0" w:noHBand="0" w:noVBand="1" w:val="04A0"/>
+      </w:tblPr>
+      <w:tblGrid>
+        <w:gridCol w:w="2880"/>
+        <w:gridCol w:w="2880"/>
+        <w:gridCol w:w="2880"/>
+      </w:tblGrid>
+      <w:tr>
+        <w:tc>
+          <w:tcPr>
+            <w:tcW w:type="dxa" w:w="2880"/>
+          </w:tcPr>
+          <w:p>
+            <w:r/>
+            <w:r>
+              <w:rPr>
+                <w:b/>
+                <w:sz w:val="18"/>
+              </w:rPr>
+              <w:t>组</w:t>
+            </w:r>
+          </w:p>
+        </w:tc>
+        <w:tc>
+          <w:tcPr>
+            <w:tcW w:type="dxa" w:w="2880"/>
+          </w:tcPr>
+          <w:p>
+            <w:r/>
+            <w:r>
+              <w:rPr>
+                <w:b/>
+                <w:sz w:val="18"/>
+              </w:rPr>
+              <w:t>覆盖要点</w:t>
+            </w:r>
+          </w:p>
+        </w:tc>
+        <w:tc>
+          <w:tcPr>
+            <w:tcW w:type="dxa" w:w="2880"/>
+          </w:tcPr>
+          <w:p>
+            <w:r/>
+            <w:r>
+              <w:rPr>
+                <w:b/>
+                <w:sz w:val="18"/>
+              </w:rPr>
+              <w:t>关键断言</w:t>
+            </w:r>
+          </w:p>
+        </w:tc>
+      </w:tr>
+      <w:tr>
+        <w:tc>
+          <w:tcPr>
+            <w:tcW w:type="dxa" w:w="2880"/>
+          </w:tcPr>
+          <w:p>
+            <w:r/>
+            <w:r>
+              <w:rPr>
+                <w:sz w:val="18"/>
+              </w:rPr>
+              <w:t>TestAnalyticsStore</w:t>
+            </w:r>
+          </w:p>
+        </w:tc>
+        <w:tc>
+          <w:tcPr>
+            <w:tcW w:type="dxa" w:w="2880"/>
+          </w:tcPr>
+          <w:p>
+            <w:r/>
+            <w:r>
+              <w:rPr>
+                <w:sz w:val="18"/>
+              </w:rPr>
+              <w:t>规模/概览/小时/时间线/审计/库缺失降级</w:t>
+            </w:r>
+          </w:p>
+        </w:tc>
+        <w:tc>
+          <w:tcPr>
+            <w:tcW w:type="dxa" w:w="2880"/>
+          </w:tcPr>
+          <w:p>
+            <w:r/>
+            <w:r>
+              <w:rPr>
+                <w:sz w:val="18"/>
+              </w:rPr>
+              <w:t>时间窗过滤正确、库不存在返回 available=false</w:t>
+            </w:r>
+          </w:p>
+        </w:tc>
+      </w:tr>
+      <w:tr>
+        <w:tc>
+          <w:tcPr>
+            <w:tcW w:type="dxa" w:w="2880"/>
+          </w:tcPr>
+          <w:p>
+            <w:r/>
+            <w:r>
+              <w:rPr>
+                <w:sz w:val="18"/>
+              </w:rPr>
+              <w:t>TestRedisL2</w:t>
+            </w:r>
+          </w:p>
+        </w:tc>
+        <w:tc>
+          <w:tcPr>
+            <w:tcW w:type="dxa" w:w="2880"/>
+          </w:tcPr>
+          <w:p>
+            <w:r/>
+            <w:r>
+              <w:rPr>
+                <w:sz w:val="18"/>
+              </w:rPr>
+              <w:t>前缀/TTL/SCAN 前缀删除/ping/dbsize</w:t>
+            </w:r>
+          </w:p>
+        </w:tc>
+        <w:tc>
+          <w:tcPr>
+            <w:tcW w:type="dxa" w:w="2880"/>
+          </w:tcPr>
+          <w:p>
+            <w:r/>
+            <w:r>
+              <w:rPr>
+                <w:sz w:val="18"/>
+              </w:rPr>
+              <w:t>键名带 tg: 前缀，TTL 生效</w:t>
+            </w:r>
+          </w:p>
+        </w:tc>
+      </w:tr>
+      <w:tr>
+        <w:tc>
+          <w:tcPr>
+            <w:tcW w:type="dxa" w:w="2880"/>
+          </w:tcPr>
+          <w:p>
+            <w:r/>
+            <w:r>
+              <w:rPr>
+                <w:sz w:val="18"/>
+              </w:rPr>
+              <w:t>TestMultiLevelCacheWithRedis</w:t>
+            </w:r>
+          </w:p>
+        </w:tc>
+        <w:tc>
+          <w:tcPr>
+            <w:tcW w:type="dxa" w:w="2880"/>
+          </w:tcPr>
+          <w:p>
+            <w:r/>
+            <w:r>
+              <w:rPr>
+                <w:sz w:val="18"/>
+              </w:rPr>
+              <w:t>L1/L2 分别计数、冷启动预热命中、前缀失效</w:t>
+            </w:r>
+          </w:p>
+        </w:tc>
+        <w:tc>
+          <w:tcPr>
+            <w:tcW w:type="dxa" w:w="2880"/>
+          </w:tcPr>
+          <w:p>
+            <w:r/>
+            <w:r>
+              <w:rPr>
+                <w:sz w:val="18"/>
+              </w:rPr>
+              <w:t>预热后新实例首个请求 l2_hits=1</w:t>
+            </w:r>
+          </w:p>
+        </w:tc>
+      </w:tr>
+      <w:tr>
+        <w:tc>
+          <w:tcPr>
+            <w:tcW w:type="dxa" w:w="2880"/>
+          </w:tcPr>
+          <w:p>
+            <w:r/>
+            <w:r>
+              <w:rPr>
+                <w:sz w:val="18"/>
+              </w:rPr>
+              <w:t>TTL 回归</w:t>
+            </w:r>
+          </w:p>
+        </w:tc>
+        <w:tc>
+          <w:tcPr>
+            <w:tcW w:type="dxa" w:w="2880"/>
+          </w:tcPr>
+          <w:p>
+            <w:r/>
+            <w:r>
+              <w:rPr>
+                <w:sz w:val="18"/>
+              </w:rPr>
+              <w:t>L2 命中不得缩短 L2 TTL</w:t>
+            </w:r>
+          </w:p>
+        </w:tc>
+        <w:tc>
+          <w:tcPr>
+            <w:tcW w:type="dxa" w:w="2880"/>
+          </w:tcPr>
+          <w:p>
+            <w:r/>
+            <w:r>
+              <w:rPr>
+                <w:sz w:val="18"/>
+              </w:rPr>
+              <w:t>读一次后 L2 TTL 仍 &gt; 500 s</w:t>
+            </w:r>
+          </w:p>
+        </w:tc>
+      </w:tr>
+      <w:tr>
+        <w:tc>
+          <w:tcPr>
+            <w:tcW w:type="dxa" w:w="2880"/>
+          </w:tcPr>
+          <w:p>
+            <w:r/>
+            <w:r>
+              <w:rPr>
+                <w:sz w:val="18"/>
+              </w:rPr>
+              <w:t>TestAnalyticsEndpoints</w:t>
+            </w:r>
+          </w:p>
+        </w:tc>
+        <w:tc>
+          <w:tcPr>
+            <w:tcW w:type="dxa" w:w="2880"/>
+          </w:tcPr>
+          <w:p>
+            <w:r/>
+            <w:r>
+              <w:rPr>
+                <w:sz w:val="18"/>
+              </w:rPr>
+              <w:t>端点契约 + 二次调用命中缓存</w:t>
+            </w:r>
+          </w:p>
+        </w:tc>
+        <w:tc>
+          <w:tcPr>
+            <w:tcW w:type="dxa" w:w="2880"/>
+          </w:tcPr>
+          <w:p>
+            <w:r/>
+            <w:r>
+              <w:rPr>
+                <w:sz w:val="18"/>
+              </w:rPr>
+              <w:t>状态码 200、hits 递增</w:t>
+            </w:r>
+          </w:p>
+        </w:tc>
+      </w:tr>
+    </w:tbl>
+    <w:p>
+      <w:pPr>
+        <w:pStyle w:val="Heading3"/>
+      </w:pPr>
+      <w:r>
+        <w:t>2.6 浏览器 E2E（Playwright）</w:t>
+      </w:r>
+    </w:p>
+    <w:p>
+      <w:r>
+        <w:rPr>
+          <w:b w:val="0"/>
+        </w:rPr>
+        <w:t>真实服务进程（granian + 临时库 + 20 万行分析库）+ 真实 Chromium，覆盖 13 项： 实时渲染、KPI 对账、地图区划/机位、技能/适配器、下单→审批→执行闭环、 红线 R1/R2、移动端无横向滚动、接口不可达降级、刷新、截图留证。</w:t>
+      </w:r>
+    </w:p>
+    <w:p>
+      <w:pPr>
+        <w:ind w:left="360"/>
+      </w:pPr>
+      <w:r>
+        <w:rPr>
+          <w:i/>
+          <w:color w:val="4A5158"/>
+        </w:rPr>
+        <w:t>纪律：E2E 断言"看板与 API 一致"，而不是"页面有字"——避免看板好看但对不上账。 用例与截图见 docs/44 §6。</w:t>
+      </w:r>
+    </w:p>
+    <w:p>
+      <w:pPr>
+        <w:pStyle w:val="Heading3"/>
+      </w:pPr>
+      <w:r>
+        <w:t>2.7 性能测试（k6 + Locust）</w:t>
+      </w:r>
+    </w:p>
+    <w:tbl>
+      <w:tblPr>
+        <w:tblStyle w:val="TableGrid"/>
+        <w:tblW w:type="auto" w:w="0"/>
+        <w:tblLook w:firstColumn="1" w:firstRow="1" w:lastColumn="0" w:lastRow="0" w:noHBand="0" w:noVBand="1" w:val="04A0"/>
+      </w:tblPr>
+      <w:tblGrid>
+        <w:gridCol w:w="2880"/>
+        <w:gridCol w:w="2880"/>
+        <w:gridCol w:w="2880"/>
+      </w:tblGrid>
+      <w:tr>
+        <w:tc>
+          <w:tcPr>
+            <w:tcW w:type="dxa" w:w="2880"/>
+          </w:tcPr>
+          <w:p>
+            <w:r/>
+            <w:r>
+              <w:rPr>
+                <w:b/>
+                <w:sz w:val="18"/>
+              </w:rPr>
+              <w:t>工具</w:t>
+            </w:r>
+          </w:p>
+        </w:tc>
+        <w:tc>
+          <w:tcPr>
+            <w:tcW w:type="dxa" w:w="2880"/>
+          </w:tcPr>
+          <w:p>
+            <w:r/>
+            <w:r>
+              <w:rPr>
+                <w:b/>
+                <w:sz w:val="18"/>
+              </w:rPr>
+              <w:t>场景</w:t>
+            </w:r>
+          </w:p>
+        </w:tc>
+        <w:tc>
+          <w:tcPr>
+            <w:tcW w:type="dxa" w:w="2880"/>
+          </w:tcPr>
+          <w:p>
+            <w:r/>
+            <w:r>
+              <w:rPr>
+                <w:b/>
+                <w:sz w:val="18"/>
+              </w:rPr>
+              <w:t>阈值（脚本内硬编码）</w:t>
+            </w:r>
+          </w:p>
+        </w:tc>
+      </w:tr>
+      <w:tr>
+        <w:tc>
+          <w:tcPr>
+            <w:tcW w:type="dxa" w:w="2880"/>
+          </w:tcPr>
+          <w:p>
+            <w:r/>
+            <w:r>
+              <w:rPr>
+                <w:sz w:val="18"/>
+              </w:rPr>
+              <w:t>k6</w:t>
+            </w:r>
+          </w:p>
+        </w:tc>
+        <w:tc>
+          <w:tcPr>
+            <w:tcW w:type="dxa" w:w="2880"/>
+          </w:tcPr>
+          <w:p>
+            <w:r/>
+            <w:r>
+              <w:rPr>
+                <w:sz w:val="18"/>
+              </w:rPr>
+              <w:t>read_heavy 5→20 VU 阶梯 + write_chain 4 VU 定压</w:t>
+            </w:r>
+          </w:p>
+        </w:tc>
+        <w:tc>
+          <w:tcPr>
+            <w:tcW w:type="dxa" w:w="2880"/>
+          </w:tcPr>
+          <w:p>
+            <w:r/>
+            <w:r>
+              <w:rPr>
+                <w:sz w:val="18"/>
+              </w:rPr>
+              <w:t>失败率 &lt; 1%，读 P95 &lt; 300 ms，写 P95 &lt; 1200 ms</w:t>
+            </w:r>
+          </w:p>
+        </w:tc>
+      </w:tr>
+      <w:tr>
+        <w:tc>
+          <w:tcPr>
+            <w:tcW w:type="dxa" w:w="2880"/>
+          </w:tcPr>
+          <w:p>
+            <w:r/>
+            <w:r>
+              <w:rPr>
+                <w:sz w:val="18"/>
+              </w:rPr>
+              <w:t>Locust</w:t>
+            </w:r>
+          </w:p>
+        </w:tc>
+        <w:tc>
+          <w:tcPr>
+            <w:tcW w:type="dxa" w:w="2880"/>
+          </w:tcPr>
+          <w:p>
+            <w:r/>
+            <w:r>
+              <w:rPr>
+                <w:sz w:val="18"/>
+              </w:rPr>
+              <w:t>30 用户混合（6 读分析 / 4 读机群 / 2 写链路 / 1 审计）</w:t>
+            </w:r>
+          </w:p>
+        </w:tc>
+        <w:tc>
+          <w:tcPr>
+            <w:tcW w:type="dxa" w:w="2880"/>
+          </w:tcPr>
+          <w:p>
+            <w:r/>
+            <w:r>
+              <w:rPr>
+                <w:sz w:val="18"/>
+              </w:rPr>
+              <w:t>失败率 0，P95 与 k6 同量级</w:t>
+            </w:r>
+          </w:p>
+        </w:tc>
+      </w:tr>
+    </w:tbl>
+    <w:p>
+      <w:r>
+        <w:rPr>
+          <w:b w:val="0"/>
+        </w:rPr>
+        <w:t>两工具同口径、互相验证；结果与瓶颈分析见 docs/44 §7–§8。</w:t>
+      </w:r>
+    </w:p>
+    <w:p>
+      <w:pPr>
         <w:jc w:val="center"/>
       </w:pPr>
       <w:r>
